--- a/Capstone_Project/03_Requirements_and_Methodology/Group-3_Chapter_3_Requirements_and_Methodology.docx
+++ b/Capstone_Project/03_Requirements_and_Methodology/Group-3_Chapter_3_Requirements_and_Methodology.docx
@@ -37,7 +37,6 @@
       </w:r>
       <w:r>
         <w:br/>
-        <w:t>Student / Group Template</w:t>
       </w:r>
       <w:r>
         <w:br/>
@@ -245,14 +244,6 @@
     </w:p>
     <w:p>
       <w:pPr>
-        <w:keepNext/>
-      </w:pPr>
-      <w:r>
-        <w:t>Introduce the approach used to gather requirements and develop the system.</w:t>
-      </w:r>
-    </w:p>
-    <w:p>
-      <w:pPr>
         <w:spacing w:after="60"/>
       </w:pPr>
       <w:r>
@@ -266,14 +257,6 @@
       </w:pPr>
       <w:r>
         <w:t>3.2 Stakeholders and Users</w:t>
-      </w:r>
-    </w:p>
-    <w:p>
-      <w:pPr>
-        <w:keepNext/>
-      </w:pPr>
-      <w:r>
-        <w:t>Identify primary and secondary stakeholders and their needs.</w:t>
       </w:r>
     </w:p>
     <w:tbl>
@@ -643,14 +626,6 @@
       </w:pPr>
       <w:r>
         <w:t>3.3 Functional Requirements</w:t>
-      </w:r>
-    </w:p>
-    <w:p>
-      <w:pPr>
-        <w:keepNext/>
-      </w:pPr>
-      <w:r>
-        <w:t>List what the system must do. Give each requirement an ID, description and priority.</w:t>
       </w:r>
     </w:p>
     <w:tbl>
@@ -1246,14 +1221,6 @@
         <w:t>3.4 Non-Functional Requirements</w:t>
       </w:r>
     </w:p>
-    <w:p>
-      <w:pPr>
-        <w:keepNext/>
-      </w:pPr>
-      <w:r>
-        <w:t>Document usability, performance, security, reliability, maintainability and other quality requirements.</w:t>
-      </w:r>
-    </w:p>
     <w:tbl>
       <w:tblPr>
         <w:tblStyle w:val="TableGrid"/>
@@ -1737,14 +1704,6 @@
     </w:p>
     <w:p>
       <w:pPr>
-        <w:keepNext/>
-      </w:pPr>
-      <w:r>
-        <w:t>Explain how requirements were identified, such as interviews, observation, questionnaires, document analysis or scenario analysis.</w:t>
-      </w:r>
-    </w:p>
-    <w:p>
-      <w:pPr>
         <w:spacing w:after="80"/>
       </w:pPr>
       <w:r>
@@ -1783,14 +1742,6 @@
       </w:pPr>
       <w:r>
         <w:t>3.6 Development Methodology</w:t>
-      </w:r>
-    </w:p>
-    <w:p>
-      <w:pPr>
-        <w:keepNext/>
-      </w:pPr>
-      <w:r>
-        <w:t>Describe the chosen SDLC/Agile approach and justify why it fits this project.</w:t>
       </w:r>
     </w:p>
     <w:p>
@@ -2392,14 +2343,6 @@
         <w:t>3.7 Use Cases / User Stories</w:t>
       </w:r>
     </w:p>
-    <w:p>
-      <w:pPr>
-        <w:keepNext/>
-      </w:pPr>
-      <w:r>
-        <w:t>Document key interactions between users and the system.</w:t>
-      </w:r>
-    </w:p>
     <w:tbl>
       <w:tblPr>
         <w:tblStyle w:val="TableGrid"/>
@@ -2853,14 +2796,6 @@
     </w:p>
     <w:p>
       <w:pPr>
-        <w:keepNext/>
-      </w:pPr>
-      <w:r>
-        <w:t>Describe the proposed architecture and major components.</w:t>
-      </w:r>
-    </w:p>
-    <w:p>
-      <w:pPr>
         <w:spacing w:after="60"/>
       </w:pPr>
       <w:r>
@@ -2874,14 +2809,6 @@
       </w:pPr>
       <w:r>
         <w:t>3.9 Ethical, Privacy and Security Considerations</w:t>
-      </w:r>
-    </w:p>
-    <w:p>
-      <w:pPr>
-        <w:keepNext/>
-      </w:pPr>
-      <w:r>
-        <w:t>Explain responsible handling of users, data, consent, privacy and security.</w:t>
       </w:r>
     </w:p>
     <w:p>
@@ -2950,14 +2877,6 @@
       </w:pPr>
       <w:r>
         <w:t>3.10 Chapter Summary</w:t>
-      </w:r>
-    </w:p>
-    <w:p>
-      <w:pPr>
-        <w:keepNext/>
-      </w:pPr>
-      <w:r>
-        <w:t>Summarise how the requirements and methodology guide development.</w:t>
       </w:r>
     </w:p>
     <w:p>
